--- a/docx/12-alta-disponibilidad/boletin-U12-inicial-resuelto.docx
+++ b/docx/12-alta-disponibilidad/boletin-U12-inicial-resuelto.docx
@@ -15,6 +15,9 @@
             <w:pStyle w:val="TOCHeading"/>
           </w:pPr>
           <w:r>
+            <w:rPr>
+              <w:lang w:val="es-ES"/>
+            </w:rPr>
             <w:t xml:space="preserve">Table of Contents</w:t>
           </w:r>
         </w:p>
@@ -34,6 +37,9 @@
         <w:pStyle w:val="Heading1"/>
       </w:pPr>
       <w:r>
+        <w:rPr>
+          <w:lang w:val="es-ES"/>
+        </w:rPr>
         <w:t xml:space="preserve">Boletín UD12 — Inicial (Resuelto)</w:t>
       </w:r>
     </w:p>
@@ -44,6 +50,9 @@
         <w:pStyle w:val="Heading1"/>
       </w:pPr>
       <w:r>
+        <w:rPr>
+          <w:lang w:val="es-ES"/>
+        </w:rPr>
         <w:t xml:space="preserve">✅ Boletín UD12 — Inicial (Resuelto)</w:t>
       </w:r>
     </w:p>
@@ -60,6 +69,9 @@
         <w:pStyle w:val="Heading2"/>
       </w:pPr>
       <w:r>
+        <w:rPr>
+          <w:lang w:val="es-ES"/>
+        </w:rPr>
         <w:t xml:space="preserve">1. ¿Qué concepto soy?</w:t>
       </w:r>
     </w:p>
@@ -75,13 +87,20 @@
         <w:rPr>
           <w:b/>
           <w:bCs/>
+          <w:lang w:val="es-ES"/>
         </w:rPr>
         <w:t xml:space="preserve">SPOF</w:t>
       </w:r>
       <w:r>
-        <w:t xml:space="preserve"> </w:t>
-      </w:r>
-      <w:r>
+        <w:rPr>
+          <w:lang w:val="es-ES"/>
+        </w:rPr>
+        <w:t xml:space="preserve"> </w:t>
+      </w:r>
+      <w:r>
+        <w:rPr>
+          <w:lang w:val="es-ES"/>
+        </w:rPr>
         <w:t xml:space="preserve">(Single Point of Failure).</w:t>
       </w:r>
     </w:p>
@@ -97,13 +116,20 @@
         <w:rPr>
           <w:b/>
           <w:bCs/>
+          <w:lang w:val="es-ES"/>
         </w:rPr>
         <w:t xml:space="preserve">STP</w:t>
       </w:r>
       <w:r>
-        <w:t xml:space="preserve"> </w:t>
-      </w:r>
-      <w:r>
+        <w:rPr>
+          <w:lang w:val="es-ES"/>
+        </w:rPr>
+        <w:t xml:space="preserve"> </w:t>
+      </w:r>
+      <w:r>
+        <w:rPr>
+          <w:lang w:val="es-ES"/>
+        </w:rPr>
         <w:t xml:space="preserve">(Spanning Tree Protocol).</w:t>
       </w:r>
     </w:p>
@@ -119,13 +145,20 @@
         <w:rPr>
           <w:b/>
           <w:bCs/>
+          <w:lang w:val="es-ES"/>
         </w:rPr>
         <w:t xml:space="preserve">EtherChannel</w:t>
       </w:r>
       <w:r>
-        <w:t xml:space="preserve"> </w:t>
-      </w:r>
-      <w:r>
+        <w:rPr>
+          <w:lang w:val="es-ES"/>
+        </w:rPr>
+        <w:t xml:space="preserve"> </w:t>
+      </w:r>
+      <w:r>
+        <w:rPr>
+          <w:lang w:val="es-ES"/>
+        </w:rPr>
         <w:t xml:space="preserve">(o LAG/port-channel).</w:t>
       </w:r>
     </w:p>
@@ -141,13 +174,20 @@
         <w:rPr>
           <w:b/>
           <w:bCs/>
+          <w:lang w:val="es-ES"/>
         </w:rPr>
         <w:t xml:space="preserve">FHRP</w:t>
       </w:r>
       <w:r>
-        <w:t xml:space="preserve"> </w:t>
-      </w:r>
-      <w:r>
+        <w:rPr>
+          <w:lang w:val="es-ES"/>
+        </w:rPr>
+        <w:t xml:space="preserve"> </w:t>
+      </w:r>
+      <w:r>
+        <w:rPr>
+          <w:lang w:val="es-ES"/>
+        </w:rPr>
         <w:t xml:space="preserve">(HSRP, VRRP o GLBP).</w:t>
       </w:r>
     </w:p>
@@ -160,19 +200,29 @@
         </w:numPr>
       </w:pPr>
       <w:r>
+        <w:rPr>
+          <w:lang w:val="es-ES"/>
+        </w:rPr>
         <w:t xml:space="preserve">Los</w:t>
       </w:r>
       <w:r>
+        <w:rPr>
+          <w:lang w:val="es-ES"/>
+        </w:rPr>
         <w:t xml:space="preserve"> </w:t>
       </w:r>
       <w:r>
         <w:rPr>
           <w:b/>
           <w:bCs/>
+          <w:lang w:val="es-ES"/>
         </w:rPr>
         <w:t xml:space="preserve">cuatro nueves</w:t>
       </w:r>
       <w:r>
+        <w:rPr>
+          <w:lang w:val="es-ES"/>
+        </w:rPr>
         <w:t xml:space="preserve">: 99,99% ≈ 52 minutos al año.</w:t>
       </w:r>
     </w:p>
@@ -183,6 +233,9 @@
         <w:pStyle w:val="Heading2"/>
       </w:pPr>
       <w:r>
+        <w:rPr>
+          <w:lang w:val="es-ES"/>
+        </w:rPr>
         <w:t xml:space="preserve">2. Verdadero o falso</w:t>
       </w:r>
     </w:p>
@@ -198,13 +251,20 @@
         <w:rPr>
           <w:b/>
           <w:bCs/>
+          <w:lang w:val="es-ES"/>
         </w:rPr>
         <w:t xml:space="preserve">Verdadero.</w:t>
       </w:r>
       <w:r>
-        <w:t xml:space="preserve"> </w:t>
-      </w:r>
-      <w:r>
+        <w:rPr>
+          <w:lang w:val="es-ES"/>
+        </w:rPr>
+        <w:t xml:space="preserve"> </w:t>
+      </w:r>
+      <w:r>
+        <w:rPr>
+          <w:lang w:val="es-ES"/>
+        </w:rPr>
         <w:t xml:space="preserve">Bloquea puertos redundantes y los deja de reserva: si falla el camino activo, desbloquea.</w:t>
       </w:r>
     </w:p>
@@ -220,13 +280,20 @@
         <w:rPr>
           <w:b/>
           <w:bCs/>
+          <w:lang w:val="es-ES"/>
         </w:rPr>
         <w:t xml:space="preserve">Verdadero.</w:t>
       </w:r>
       <w:r>
-        <w:t xml:space="preserve"> </w:t>
-      </w:r>
-      <w:r>
+        <w:rPr>
+          <w:lang w:val="es-ES"/>
+        </w:rPr>
+        <w:t xml:space="preserve"> </w:t>
+      </w:r>
+      <w:r>
+        <w:rPr>
+          <w:lang w:val="es-ES"/>
+        </w:rPr>
         <w:t xml:space="preserve">Suma ancho de banda y si un miembro cae, el canal sigue (con menos ancho).</w:t>
       </w:r>
     </w:p>
@@ -242,29 +309,46 @@
         <w:rPr>
           <w:b/>
           <w:bCs/>
+          <w:lang w:val="es-ES"/>
         </w:rPr>
         <w:t xml:space="preserve">Falso.</w:t>
       </w:r>
       <w:r>
-        <w:t xml:space="preserve"> </w:t>
-      </w:r>
-      <w:r>
+        <w:rPr>
+          <w:lang w:val="es-ES"/>
+        </w:rPr>
+        <w:t xml:space="preserve"> </w:t>
+      </w:r>
+      <w:r>
+        <w:rPr>
+          <w:lang w:val="es-ES"/>
+        </w:rPr>
         <w:t xml:space="preserve">Cada router conserva su IP física; la IP virtual es</w:t>
       </w:r>
       <w:r>
+        <w:rPr>
+          <w:lang w:val="es-ES"/>
+        </w:rPr>
         <w:t xml:space="preserve"> </w:t>
       </w:r>
       <w:r>
         <w:rPr>
           <w:b/>
           <w:bCs/>
+          <w:lang w:val="es-ES"/>
         </w:rPr>
         <w:t xml:space="preserve">compartida</w:t>
       </w:r>
       <w:r>
-        <w:t xml:space="preserve"> </w:t>
-      </w:r>
-      <w:r>
+        <w:rPr>
+          <w:lang w:val="es-ES"/>
+        </w:rPr>
+        <w:t xml:space="preserve"> </w:t>
+      </w:r>
+      <w:r>
+        <w:rPr>
+          <w:lang w:val="es-ES"/>
+        </w:rPr>
         <w:t xml:space="preserve">y la responde el activo.</w:t>
       </w:r>
     </w:p>
@@ -280,13 +364,20 @@
         <w:rPr>
           <w:b/>
           <w:bCs/>
+          <w:lang w:val="es-ES"/>
         </w:rPr>
         <w:t xml:space="preserve">Verdadero.</w:t>
       </w:r>
       <w:r>
-        <w:t xml:space="preserve"> </w:t>
-      </w:r>
-      <w:r>
+        <w:rPr>
+          <w:lang w:val="es-ES"/>
+        </w:rPr>
+        <w:t xml:space="preserve"> </w:t>
+      </w:r>
+      <w:r>
+        <w:rPr>
+          <w:lang w:val="es-ES"/>
+        </w:rPr>
         <w:t xml:space="preserve">El stack se ve como un switch: una config, una MAC, una gestión.</w:t>
       </w:r>
     </w:p>
@@ -302,25 +393,44 @@
         <w:rPr>
           <w:b/>
           <w:bCs/>
+          <w:lang w:val="es-ES"/>
         </w:rPr>
         <w:t xml:space="preserve">Falso.</w:t>
       </w:r>
       <w:r>
-        <w:t xml:space="preserve"> </w:t>
-      </w:r>
-      <w:r>
+        <w:rPr>
+          <w:lang w:val="es-ES"/>
+        </w:rPr>
+        <w:t xml:space="preserve"> </w:t>
+      </w:r>
+      <w:r>
+        <w:rPr>
+          <w:lang w:val="es-ES"/>
+        </w:rPr>
         <w:t xml:space="preserve">Cada</w:t>
       </w:r>
       <w:r>
-        <w:t xml:space="preserve"> </w:t>
-      </w:r>
-      <w:r>
+        <w:rPr>
+          <w:lang w:val="es-ES"/>
+        </w:rPr>
+        <w:t xml:space="preserve"> </w:t>
+      </w:r>
+      <w:r>
+        <w:rPr>
+          <w:lang w:val="es-ES"/>
+        </w:rPr>
         <w:t xml:space="preserve">“nueve”</w:t>
       </w:r>
       <w:r>
-        <w:t xml:space="preserve"> </w:t>
-      </w:r>
-      <w:r>
+        <w:rPr>
+          <w:lang w:val="es-ES"/>
+        </w:rPr>
+        <w:t xml:space="preserve"> </w:t>
+      </w:r>
+      <w:r>
+        <w:rPr>
+          <w:lang w:val="es-ES"/>
+        </w:rPr>
         <w:t xml:space="preserve">extra multiplica el coste (redundancia, monitorización, pruebas). El diseño busca el equilibrio coste/riesgo.</w:t>
       </w:r>
     </w:p>
@@ -331,6 +441,9 @@
         <w:pStyle w:val="Heading2"/>
       </w:pPr>
       <w:r>
+        <w:rPr>
+          <w:lang w:val="es-ES"/>
+        </w:rPr>
         <w:t xml:space="preserve">3. Cálculo de disponibilidad</w:t>
       </w:r>
     </w:p>
@@ -343,22 +456,35 @@
         </w:numPr>
       </w:pPr>
       <w:r>
+        <w:rPr>
+          <w:lang w:val="es-ES"/>
+        </w:rPr>
         <w:t xml:space="preserve">99,9% →</w:t>
       </w:r>
       <w:r>
+        <w:rPr>
+          <w:lang w:val="es-ES"/>
+        </w:rPr>
         <w:t xml:space="preserve"> </w:t>
       </w:r>
       <w:r>
         <w:rPr>
           <w:b/>
           <w:bCs/>
+          <w:lang w:val="es-ES"/>
         </w:rPr>
         <w:t xml:space="preserve">8,76 horas</w:t>
       </w:r>
       <w:r>
-        <w:t xml:space="preserve"> </w:t>
-      </w:r>
-      <w:r>
+        <w:rPr>
+          <w:lang w:val="es-ES"/>
+        </w:rPr>
+        <w:t xml:space="preserve"> </w:t>
+      </w:r>
+      <w:r>
+        <w:rPr>
+          <w:lang w:val="es-ES"/>
+        </w:rPr>
         <w:t xml:space="preserve">al año (0,001 × 8.760 h).</w:t>
       </w:r>
     </w:p>
@@ -371,22 +497,35 @@
         </w:numPr>
       </w:pPr>
       <w:r>
+        <w:rPr>
+          <w:lang w:val="es-ES"/>
+        </w:rPr>
         <w:t xml:space="preserve">99,99% →</w:t>
       </w:r>
       <w:r>
+        <w:rPr>
+          <w:lang w:val="es-ES"/>
+        </w:rPr>
         <w:t xml:space="preserve"> </w:t>
       </w:r>
       <w:r>
         <w:rPr>
           <w:b/>
           <w:bCs/>
+          <w:lang w:val="es-ES"/>
         </w:rPr>
         <w:t xml:space="preserve">52,6 minutos</w:t>
       </w:r>
       <w:r>
-        <w:t xml:space="preserve"> </w:t>
-      </w:r>
-      <w:r>
+        <w:rPr>
+          <w:lang w:val="es-ES"/>
+        </w:rPr>
+        <w:t xml:space="preserve"> </w:t>
+      </w:r>
+      <w:r>
+        <w:rPr>
+          <w:lang w:val="es-ES"/>
+        </w:rPr>
         <w:t xml:space="preserve">al año.</w:t>
       </w:r>
     </w:p>
@@ -399,38 +538,61 @@
         </w:numPr>
       </w:pPr>
       <w:r>
+        <w:rPr>
+          <w:lang w:val="es-ES"/>
+        </w:rPr>
         <w:t xml:space="preserve">0,995 × 0,995 × 0,995 ≈</w:t>
       </w:r>
       <w:r>
+        <w:rPr>
+          <w:lang w:val="es-ES"/>
+        </w:rPr>
         <w:t xml:space="preserve"> </w:t>
       </w:r>
       <w:r>
         <w:rPr>
           <w:b/>
           <w:bCs/>
+          <w:lang w:val="es-ES"/>
         </w:rPr>
         <w:t xml:space="preserve">98,5%</w:t>
       </w:r>
       <w:r>
-        <w:t xml:space="preserve"> </w:t>
-      </w:r>
-      <w:r>
+        <w:rPr>
+          <w:lang w:val="es-ES"/>
+        </w:rPr>
+        <w:t xml:space="preserve"> </w:t>
+      </w:r>
+      <w:r>
+        <w:rPr>
+          <w:lang w:val="es-ES"/>
+        </w:rPr>
         <w:t xml:space="preserve">(≈ 131 horas al año de caída). En serie, la disponibilidad del conjunto siempre es</w:t>
       </w:r>
       <w:r>
+        <w:rPr>
+          <w:lang w:val="es-ES"/>
+        </w:rPr>
         <w:t xml:space="preserve"> </w:t>
       </w:r>
       <w:r>
         <w:rPr>
           <w:b/>
           <w:bCs/>
+          <w:lang w:val="es-ES"/>
         </w:rPr>
         <w:t xml:space="preserve">peor</w:t>
       </w:r>
       <w:r>
-        <w:t xml:space="preserve"> </w:t>
-      </w:r>
-      <w:r>
+        <w:rPr>
+          <w:lang w:val="es-ES"/>
+        </w:rPr>
+        <w:t xml:space="preserve"> </w:t>
+      </w:r>
+      <w:r>
+        <w:rPr>
+          <w:lang w:val="es-ES"/>
+        </w:rPr>
         <w:t xml:space="preserve">que la del peor eslabón.</w:t>
       </w:r>
     </w:p>
@@ -441,6 +603,9 @@
         <w:pStyle w:val="Heading2"/>
       </w:pPr>
       <w:r>
+        <w:rPr>
+          <w:lang w:val="es-ES"/>
+        </w:rPr>
         <w:t xml:space="preserve">4. ¿Quién bloquea el puerto?</w:t>
       </w:r>
     </w:p>
@@ -456,13 +621,20 @@
         <w:rPr>
           <w:b/>
           <w:bCs/>
+          <w:lang w:val="es-ES"/>
         </w:rPr>
         <w:t xml:space="preserve">SW2</w:t>
       </w:r>
       <w:r>
-        <w:t xml:space="preserve"> </w:t>
-      </w:r>
-      <w:r>
+        <w:rPr>
+          <w:lang w:val="es-ES"/>
+        </w:rPr>
+        <w:t xml:space="preserve"> </w:t>
+      </w:r>
+      <w:r>
+        <w:rPr>
+          <w:lang w:val="es-ES"/>
+        </w:rPr>
         <w:t xml:space="preserve">(el que no es raíz): elige un puerto raíz y bloquea el otro de los dos enlaces.</w:t>
       </w:r>
     </w:p>
@@ -475,22 +647,35 @@
         </w:numPr>
       </w:pPr>
       <w:r>
+        <w:rPr>
+          <w:lang w:val="es-ES"/>
+        </w:rPr>
         <w:t xml:space="preserve">El</w:t>
       </w:r>
       <w:r>
+        <w:rPr>
+          <w:lang w:val="es-ES"/>
+        </w:rPr>
         <w:t xml:space="preserve"> </w:t>
       </w:r>
       <w:r>
         <w:rPr>
           <w:b/>
           <w:bCs/>
+          <w:lang w:val="es-ES"/>
         </w:rPr>
         <w:t xml:space="preserve">ID de sistema del switch emisor</w:t>
       </w:r>
       <w:r>
-        <w:t xml:space="preserve"> </w:t>
-      </w:r>
-      <w:r>
+        <w:rPr>
+          <w:lang w:val="es-ES"/>
+        </w:rPr>
+        <w:t xml:space="preserve"> </w:t>
+      </w:r>
+      <w:r>
+        <w:rPr>
+          <w:lang w:val="es-ES"/>
+        </w:rPr>
         <w:t xml:space="preserve">(prioridad + MAC): gana el BPDU con menor ID; a igualdad, la MAC más baja.</w:t>
       </w:r>
     </w:p>
@@ -506,10 +691,14 @@
         <w:rPr>
           <w:b/>
           <w:bCs/>
+          <w:lang w:val="es-ES"/>
         </w:rPr>
         <w:t xml:space="preserve">Tormenta de broadcast</w:t>
       </w:r>
       <w:r>
+        <w:rPr>
+          <w:lang w:val="es-ES"/>
+        </w:rPr>
         <w:t xml:space="preserve">: las tramas de broadcast giran eternamente, multiplicándose en cada vuelta, y la red se satura en segundos (y las tablas MAC se corruptan).</w:t>
       </w:r>
     </w:p>
@@ -520,6 +709,9 @@
         <w:pStyle w:val="Heading2"/>
       </w:pPr>
       <w:r>
+        <w:rPr>
+          <w:lang w:val="es-ES"/>
+        </w:rPr>
         <w:t xml:space="preserve">5. Relaciona comandos HSRP</w:t>
       </w:r>
     </w:p>
@@ -528,72 +720,121 @@
         <w:pStyle w:val="FirstParagraph"/>
       </w:pPr>
       <w:r>
+        <w:rPr>
+          <w:lang w:val="es-ES"/>
+        </w:rPr>
         <w:t xml:space="preserve">1 → b (</w:t>
       </w:r>
       <w:r>
         <w:rPr>
           <w:rStyle w:val="VerbatimChar"/>
+          <w:lang w:val="es-ES"/>
         </w:rPr>
         <w:t xml:space="preserve">standby 1 ip</w:t>
       </w:r>
       <w:r>
-        <w:t xml:space="preserve"> </w:t>
-      </w:r>
-      <w:r>
+        <w:rPr>
+          <w:lang w:val="es-ES"/>
+        </w:rPr>
+        <w:t xml:space="preserve"> </w:t>
+      </w:r>
+      <w:r>
+        <w:rPr>
+          <w:lang w:val="es-ES"/>
+        </w:rPr>
         <w:t xml:space="preserve">define la IP virtual)</w:t>
       </w:r>
       <w:r>
-        <w:t xml:space="preserve"> </w:t>
-      </w:r>
-      <w:r>
+        <w:rPr>
+          <w:lang w:val="es-ES"/>
+        </w:rPr>
+        <w:t xml:space="preserve"> </w:t>
+      </w:r>
+      <w:r>
+        <w:rPr>
+          <w:lang w:val="es-ES"/>
+        </w:rPr>
         <w:t xml:space="preserve">2 → a (</w:t>
       </w:r>
       <w:r>
         <w:rPr>
           <w:rStyle w:val="VerbatimChar"/>
+          <w:lang w:val="es-ES"/>
         </w:rPr>
         <w:t xml:space="preserve">priority</w:t>
       </w:r>
       <w:r>
-        <w:t xml:space="preserve"> </w:t>
-      </w:r>
-      <w:r>
+        <w:rPr>
+          <w:lang w:val="es-ES"/>
+        </w:rPr>
+        <w:t xml:space="preserve"> </w:t>
+      </w:r>
+      <w:r>
+        <w:rPr>
+          <w:lang w:val="es-ES"/>
+        </w:rPr>
         <w:t xml:space="preserve">más alta = más candidato a activo)</w:t>
       </w:r>
       <w:r>
-        <w:t xml:space="preserve"> </w:t>
-      </w:r>
-      <w:r>
+        <w:rPr>
+          <w:lang w:val="es-ES"/>
+        </w:rPr>
+        <w:t xml:space="preserve"> </w:t>
+      </w:r>
+      <w:r>
+        <w:rPr>
+          <w:lang w:val="es-ES"/>
+        </w:rPr>
         <w:t xml:space="preserve">3 → d (</w:t>
       </w:r>
       <w:r>
         <w:rPr>
           <w:rStyle w:val="VerbatimChar"/>
+          <w:lang w:val="es-ES"/>
         </w:rPr>
         <w:t xml:space="preserve">preempt</w:t>
       </w:r>
       <w:r>
-        <w:t xml:space="preserve"> </w:t>
-      </w:r>
-      <w:r>
+        <w:rPr>
+          <w:lang w:val="es-ES"/>
+        </w:rPr>
+        <w:t xml:space="preserve"> </w:t>
+      </w:r>
+      <w:r>
+        <w:rPr>
+          <w:lang w:val="es-ES"/>
+        </w:rPr>
         <w:t xml:space="preserve">permite recuperar el rol activo al volver)</w:t>
       </w:r>
       <w:r>
-        <w:t xml:space="preserve"> </w:t>
-      </w:r>
-      <w:r>
+        <w:rPr>
+          <w:lang w:val="es-ES"/>
+        </w:rPr>
+        <w:t xml:space="preserve"> </w:t>
+      </w:r>
+      <w:r>
+        <w:rPr>
+          <w:lang w:val="es-ES"/>
+        </w:rPr>
         <w:t xml:space="preserve">4 → c (</w:t>
       </w:r>
       <w:r>
         <w:rPr>
           <w:rStyle w:val="VerbatimChar"/>
+          <w:lang w:val="es-ES"/>
         </w:rPr>
         <w:t xml:space="preserve">show standby brief</w:t>
       </w:r>
       <w:r>
-        <w:t xml:space="preserve"> </w:t>
-      </w:r>
-      <w:r>
+        <w:rPr>
+          <w:lang w:val="es-ES"/>
+        </w:rPr>
+        <w:t xml:space="preserve"> </w:t>
+      </w:r>
+      <w:r>
+        <w:rPr>
+          <w:lang w:val="es-ES"/>
+        </w:rPr>
         <w:t xml:space="preserve">= estado de los grupos)</w:t>
       </w:r>
     </w:p>
@@ -604,6 +845,9 @@
         <w:pStyle w:val="Heading2"/>
       </w:pPr>
       <w:r>
+        <w:rPr>
+          <w:lang w:val="es-ES"/>
+        </w:rPr>
         <w:t xml:space="preserve">6. Diseño básico redundante</w:t>
       </w:r>
     </w:p>
@@ -618,13 +862,20 @@
         <w:rPr>
           <w:b/>
           <w:bCs/>
+          <w:lang w:val="es-ES"/>
         </w:rPr>
         <w:t xml:space="preserve">EtherChannel</w:t>
       </w:r>
       <w:r>
-        <w:t xml:space="preserve"> </w:t>
-      </w:r>
-      <w:r>
+        <w:rPr>
+          <w:lang w:val="es-ES"/>
+        </w:rPr>
+        <w:t xml:space="preserve"> </w:t>
+      </w:r>
+      <w:r>
+        <w:rPr>
+          <w:lang w:val="es-ES"/>
+        </w:rPr>
         <w:t xml:space="preserve">en los enlaces de acceso→distribución (2×1G por enlace, por ejemplo) y en la interconexión de los dos routers de salida. Duplica ancho y tolera la caída de un miembro.</w:t>
       </w:r>
     </w:p>
@@ -639,29 +890,46 @@
         <w:rPr>
           <w:b/>
           <w:bCs/>
+          <w:lang w:val="es-ES"/>
         </w:rPr>
         <w:t xml:space="preserve">STP</w:t>
       </w:r>
       <w:r>
-        <w:t xml:space="preserve"> </w:t>
-      </w:r>
-      <w:r>
+        <w:rPr>
+          <w:lang w:val="es-ES"/>
+        </w:rPr>
+        <w:t xml:space="preserve"> </w:t>
+      </w:r>
+      <w:r>
+        <w:rPr>
+          <w:lang w:val="es-ES"/>
+        </w:rPr>
         <w:t xml:space="preserve">actúa en toda la topología de capa 2 (acceso y distribución): bloquee los enlaces redundantes que crearían bucles.</w:t>
       </w:r>
       <w:r>
+        <w:rPr>
+          <w:lang w:val="es-ES"/>
+        </w:rPr>
         <w:t xml:space="preserve"> </w:t>
       </w:r>
       <w:r>
         <w:rPr>
           <w:b/>
           <w:bCs/>
+          <w:lang w:val="es-ES"/>
         </w:rPr>
         <w:t xml:space="preserve">HSRP</w:t>
       </w:r>
       <w:r>
-        <w:t xml:space="preserve"> </w:t>
-      </w:r>
-      <w:r>
+        <w:rPr>
+          <w:lang w:val="es-ES"/>
+        </w:rPr>
+        <w:t xml:space="preserve"> </w:t>
+      </w:r>
+      <w:r>
+        <w:rPr>
+          <w:lang w:val="es-ES"/>
+        </w:rPr>
         <w:t xml:space="preserve">actúa en capa 3, entre los dos routers de salida, hacia la puerta de enlace de cada VLAN.</w:t>
       </w:r>
     </w:p>
@@ -673,24 +941,45 @@
         </w:numPr>
       </w:pPr>
       <w:r>
+        <w:rPr>
+          <w:lang w:val="es-ES"/>
+        </w:rPr>
         <w:t xml:space="preserve">Si cae un switch de distribución: STP desbloquea los puertos de reserva, el HSRP activo puede pasar al otro router si era él quien cayó, y el servicio sigue (con quizá menos ancho). Es el objetivo de la redundancia: que el fallo sea un</w:t>
       </w:r>
       <w:r>
-        <w:t xml:space="preserve"> </w:t>
-      </w:r>
-      <w:r>
+        <w:rPr>
+          <w:lang w:val="es-ES"/>
+        </w:rPr>
+        <w:t xml:space="preserve"> </w:t>
+      </w:r>
+      <w:r>
+        <w:rPr>
+          <w:lang w:val="es-ES"/>
+        </w:rPr>
         <w:t xml:space="preserve">“evento”</w:t>
       </w:r>
       <w:r>
+        <w:rPr>
+          <w:lang w:val="es-ES"/>
+        </w:rPr>
         <w:t xml:space="preserve">, no una</w:t>
       </w:r>
       <w:r>
-        <w:t xml:space="preserve"> </w:t>
-      </w:r>
-      <w:r>
+        <w:rPr>
+          <w:lang w:val="es-ES"/>
+        </w:rPr>
+        <w:t xml:space="preserve"> </w:t>
+      </w:r>
+      <w:r>
+        <w:rPr>
+          <w:lang w:val="es-ES"/>
+        </w:rPr>
         <w:t xml:space="preserve">“incidencia”</w:t>
       </w:r>
       <w:r>
+        <w:rPr>
+          <w:lang w:val="es-ES"/>
+        </w:rPr>
         <w:t xml:space="preserve">.</w:t>
       </w:r>
     </w:p>
@@ -701,6 +990,9 @@
         <w:pStyle w:val="Heading2"/>
       </w:pPr>
       <w:r>
+        <w:rPr>
+          <w:lang w:val="es-ES"/>
+        </w:rPr>
         <w:t xml:space="preserve">7. VRRP vs HSRP</w:t>
       </w:r>
     </w:p>
@@ -716,29 +1008,46 @@
         <w:rPr>
           <w:b/>
           <w:bCs/>
+          <w:lang w:val="es-ES"/>
         </w:rPr>
         <w:t xml:space="preserve">HSRP</w:t>
       </w:r>
       <w:r>
-        <w:t xml:space="preserve"> </w:t>
-      </w:r>
-      <w:r>
+        <w:rPr>
+          <w:lang w:val="es-ES"/>
+        </w:rPr>
+        <w:t xml:space="preserve"> </w:t>
+      </w:r>
+      <w:r>
+        <w:rPr>
+          <w:lang w:val="es-ES"/>
+        </w:rPr>
         <w:t xml:space="preserve">es propietario de Cisco;</w:t>
       </w:r>
       <w:r>
+        <w:rPr>
+          <w:lang w:val="es-ES"/>
+        </w:rPr>
         <w:t xml:space="preserve"> </w:t>
       </w:r>
       <w:r>
         <w:rPr>
           <w:b/>
           <w:bCs/>
+          <w:lang w:val="es-ES"/>
         </w:rPr>
         <w:t xml:space="preserve">VRRP</w:t>
       </w:r>
       <w:r>
-        <w:t xml:space="preserve"> </w:t>
-      </w:r>
-      <w:r>
+        <w:rPr>
+          <w:lang w:val="es-ES"/>
+        </w:rPr>
+        <w:t xml:space="preserve"> </w:t>
+      </w:r>
+      <w:r>
+        <w:rPr>
+          <w:lang w:val="es-ES"/>
+        </w:rPr>
         <w:t xml:space="preserve">es el estándar abierto (RFC 5798).</w:t>
       </w:r>
     </w:p>
@@ -751,22 +1060,35 @@
         </w:numPr>
       </w:pPr>
       <w:r>
+        <w:rPr>
+          <w:lang w:val="es-ES"/>
+        </w:rPr>
         <w:t xml:space="preserve">Por defecto VRRP usa la</w:t>
       </w:r>
       <w:r>
+        <w:rPr>
+          <w:lang w:val="es-ES"/>
+        </w:rPr>
         <w:t xml:space="preserve"> </w:t>
       </w:r>
       <w:r>
         <w:rPr>
           <w:b/>
           <w:bCs/>
+          <w:lang w:val="es-ES"/>
         </w:rPr>
         <w:t xml:space="preserve">IP física del router maestro como IP virtual</w:t>
       </w:r>
       <w:r>
-        <w:t xml:space="preserve"> </w:t>
-      </w:r>
-      <w:r>
+        <w:rPr>
+          <w:lang w:val="es-ES"/>
+        </w:rPr>
+        <w:t xml:space="preserve"> </w:t>
+      </w:r>
+      <w:r>
+        <w:rPr>
+          <w:lang w:val="es-ES"/>
+        </w:rPr>
         <w:t xml:space="preserve">(distinto de HSRP, que usa una IP virtual propia en la subred).</w:t>
       </w:r>
     </w:p>
@@ -779,38 +1101,61 @@
         </w:numPr>
       </w:pPr>
       <w:r>
+        <w:rPr>
+          <w:lang w:val="es-ES"/>
+        </w:rPr>
         <w:t xml:space="preserve">En VRRP se llama</w:t>
       </w:r>
       <w:r>
+        <w:rPr>
+          <w:lang w:val="es-ES"/>
+        </w:rPr>
         <w:t xml:space="preserve"> </w:t>
       </w:r>
       <w:r>
         <w:rPr>
           <w:b/>
           <w:bCs/>
+          <w:lang w:val="es-ES"/>
         </w:rPr>
         <w:t xml:space="preserve">router maestro</w:t>
       </w:r>
       <w:r>
-        <w:t xml:space="preserve"> </w:t>
-      </w:r>
-      <w:r>
+        <w:rPr>
+          <w:lang w:val="es-ES"/>
+        </w:rPr>
+        <w:t xml:space="preserve"> </w:t>
+      </w:r>
+      <w:r>
+        <w:rPr>
+          <w:lang w:val="es-ES"/>
+        </w:rPr>
         <w:t xml:space="preserve">(y los otros, backup); en HSRP,</w:t>
       </w:r>
       <w:r>
+        <w:rPr>
+          <w:lang w:val="es-ES"/>
+        </w:rPr>
         <w:t xml:space="preserve"> </w:t>
       </w:r>
       <w:r>
         <w:rPr>
           <w:b/>
           <w:bCs/>
+          <w:lang w:val="es-ES"/>
         </w:rPr>
         <w:t xml:space="preserve">activo</w:t>
       </w:r>
       <w:r>
-        <w:t xml:space="preserve"> </w:t>
-      </w:r>
-      <w:r>
+        <w:rPr>
+          <w:lang w:val="es-ES"/>
+        </w:rPr>
+        <w:t xml:space="preserve"> </w:t>
+      </w:r>
+      <w:r>
+        <w:rPr>
+          <w:lang w:val="es-ES"/>
+        </w:rPr>
         <w:t xml:space="preserve">y en espera.</w:t>
       </w:r>
     </w:p>
@@ -821,6 +1166,9 @@
         <w:pStyle w:val="Heading2"/>
       </w:pPr>
       <w:r>
+        <w:rPr>
+          <w:lang w:val="es-ES"/>
+        </w:rPr>
         <w:t xml:space="preserve">8. Diagnóstico rápido</w:t>
       </w:r>
     </w:p>
@@ -832,19 +1180,29 @@
         </w:numPr>
       </w:pPr>
       <w:r>
+        <w:rPr>
+          <w:lang w:val="es-ES"/>
+        </w:rPr>
         <w:t xml:space="preserve">Porque el gateway (routers con HSRP) está vivo en</w:t>
       </w:r>
       <w:r>
+        <w:rPr>
+          <w:lang w:val="es-ES"/>
+        </w:rPr>
         <w:t xml:space="preserve"> </w:t>
       </w:r>
       <w:r>
         <w:rPr>
           <w:b/>
           <w:bCs/>
+          <w:lang w:val="es-ES"/>
         </w:rPr>
         <w:t xml:space="preserve">capa 2</w:t>
       </w:r>
       <w:r>
+        <w:rPr>
+          <w:lang w:val="es-ES"/>
+        </w:rPr>
         <w:t xml:space="preserve">: el ping solo prueba que el router activo responde, no que sepa encaminar hacia Internet.</w:t>
       </w:r>
     </w:p>
@@ -858,28 +1216,45 @@
       <w:r>
         <w:rPr>
           <w:rStyle w:val="VerbatimChar"/>
+          <w:lang w:val="es-ES"/>
         </w:rPr>
         <w:t xml:space="preserve">show ip route</w:t>
       </w:r>
       <w:r>
-        <w:t xml:space="preserve"> </w:t>
-      </w:r>
-      <w:r>
+        <w:rPr>
+          <w:lang w:val="es-ES"/>
+        </w:rPr>
+        <w:t xml:space="preserve"> </w:t>
+      </w:r>
+      <w:r>
+        <w:rPr>
+          <w:lang w:val="es-ES"/>
+        </w:rPr>
         <w:t xml:space="preserve">en el router HSRP activo (y</w:t>
       </w:r>
       <w:r>
+        <w:rPr>
+          <w:lang w:val="es-ES"/>
+        </w:rPr>
         <w:t xml:space="preserve"> </w:t>
       </w:r>
       <w:r>
         <w:rPr>
           <w:rStyle w:val="VerbatimChar"/>
+          <w:lang w:val="es-ES"/>
         </w:rPr>
         <w:t xml:space="preserve">show standby brief</w:t>
       </w:r>
       <w:r>
-        <w:t xml:space="preserve"> </w:t>
-      </w:r>
-      <w:r>
+        <w:rPr>
+          <w:lang w:val="es-ES"/>
+        </w:rPr>
+        <w:t xml:space="preserve"> </w:t>
+      </w:r>
+      <w:r>
+        <w:rPr>
+          <w:lang w:val="es-ES"/>
+        </w:rPr>
         <w:t xml:space="preserve">para saber cuál es).</w:t>
       </w:r>
     </w:p>
@@ -894,45 +1269,72 @@
         <w:rPr>
           <w:b/>
           <w:bCs/>
+          <w:lang w:val="es-ES"/>
         </w:rPr>
         <w:t xml:space="preserve">No.</w:t>
       </w:r>
       <w:r>
-        <w:t xml:space="preserve"> </w:t>
-      </w:r>
-      <w:r>
+        <w:rPr>
+          <w:lang w:val="es-ES"/>
+        </w:rPr>
+        <w:t xml:space="preserve"> </w:t>
+      </w:r>
+      <w:r>
+        <w:rPr>
+          <w:lang w:val="es-ES"/>
+        </w:rPr>
         <w:t xml:space="preserve">HSRP protege la</w:t>
       </w:r>
       <w:r>
+        <w:rPr>
+          <w:lang w:val="es-ES"/>
+        </w:rPr>
         <w:t xml:space="preserve"> </w:t>
       </w:r>
       <w:r>
         <w:rPr>
           <w:b/>
           <w:bCs/>
+          <w:lang w:val="es-ES"/>
         </w:rPr>
         <w:t xml:space="preserve">caída del gateway</w:t>
       </w:r>
       <w:r>
-        <w:t xml:space="preserve"> </w:t>
-      </w:r>
-      <w:r>
+        <w:rPr>
+          <w:lang w:val="es-ES"/>
+        </w:rPr>
+        <w:t xml:space="preserve"> </w:t>
+      </w:r>
+      <w:r>
+        <w:rPr>
+          <w:lang w:val="es-ES"/>
+        </w:rPr>
         <w:t xml:space="preserve">(capa 3 local). Aquí el fallo está en el</w:t>
       </w:r>
       <w:r>
+        <w:rPr>
+          <w:lang w:val="es-ES"/>
+        </w:rPr>
         <w:t xml:space="preserve"> </w:t>
       </w:r>
       <w:r>
         <w:rPr>
           <w:b/>
           <w:bCs/>
+          <w:lang w:val="es-ES"/>
         </w:rPr>
         <w:t xml:space="preserve">routing de salida</w:t>
       </w:r>
       <w:r>
-        <w:t xml:space="preserve"> </w:t>
-      </w:r>
-      <w:r>
+        <w:rPr>
+          <w:lang w:val="es-ES"/>
+        </w:rPr>
+        <w:t xml:space="preserve"> </w:t>
+      </w:r>
+      <w:r>
+        <w:rPr>
+          <w:lang w:val="es-ES"/>
+        </w:rPr>
         <w:t xml:space="preserve">del propio activo: si cae todo el router, HSRP ayuda; pero un fallo de ruta en el activo con el router vivo no dispara el failover (salvo con tracking/ip SLA configurado).</w:t>
       </w:r>
     </w:p>

--- a/docx/12-alta-disponibilidad/boletin-U12-inicial-resuelto.docx
+++ b/docx/12-alta-disponibilidad/boletin-U12-inicial-resuelto.docx
@@ -15,9 +15,6 @@
             <w:pStyle w:val="TOCHeading"/>
           </w:pPr>
           <w:r>
-            <w:rPr>
-              <w:lang w:val="es-ES"/>
-            </w:rPr>
             <w:t xml:space="preserve">Table of Contents</w:t>
           </w:r>
         </w:p>
@@ -37,9 +34,6 @@
         <w:pStyle w:val="Heading1"/>
       </w:pPr>
       <w:r>
-        <w:rPr>
-          <w:lang w:val="es-ES"/>
-        </w:rPr>
         <w:t xml:space="preserve">Boletín UD12 — Inicial (Resuelto)</w:t>
       </w:r>
     </w:p>
@@ -50,9 +44,6 @@
         <w:pStyle w:val="Heading1"/>
       </w:pPr>
       <w:r>
-        <w:rPr>
-          <w:lang w:val="es-ES"/>
-        </w:rPr>
         <w:t xml:space="preserve">✅ Boletín UD12 — Inicial (Resuelto)</w:t>
       </w:r>
     </w:p>
@@ -69,9 +60,6 @@
         <w:pStyle w:val="Heading2"/>
       </w:pPr>
       <w:r>
-        <w:rPr>
-          <w:lang w:val="es-ES"/>
-        </w:rPr>
         <w:t xml:space="preserve">1. ¿Qué concepto soy?</w:t>
       </w:r>
     </w:p>
@@ -87,20 +75,13 @@
         <w:rPr>
           <w:b/>
           <w:bCs/>
-          <w:lang w:val="es-ES"/>
         </w:rPr>
         <w:t xml:space="preserve">SPOF</w:t>
       </w:r>
       <w:r>
-        <w:rPr>
-          <w:lang w:val="es-ES"/>
-        </w:rPr>
-        <w:t xml:space="preserve"> </w:t>
-      </w:r>
-      <w:r>
-        <w:rPr>
-          <w:lang w:val="es-ES"/>
-        </w:rPr>
+        <w:t xml:space="preserve"> </w:t>
+      </w:r>
+      <w:r>
         <w:t xml:space="preserve">(Single Point of Failure).</w:t>
       </w:r>
     </w:p>
@@ -116,20 +97,13 @@
         <w:rPr>
           <w:b/>
           <w:bCs/>
-          <w:lang w:val="es-ES"/>
         </w:rPr>
         <w:t xml:space="preserve">STP</w:t>
       </w:r>
       <w:r>
-        <w:rPr>
-          <w:lang w:val="es-ES"/>
-        </w:rPr>
-        <w:t xml:space="preserve"> </w:t>
-      </w:r>
-      <w:r>
-        <w:rPr>
-          <w:lang w:val="es-ES"/>
-        </w:rPr>
+        <w:t xml:space="preserve"> </w:t>
+      </w:r>
+      <w:r>
         <w:t xml:space="preserve">(Spanning Tree Protocol).</w:t>
       </w:r>
     </w:p>
@@ -145,20 +119,13 @@
         <w:rPr>
           <w:b/>
           <w:bCs/>
-          <w:lang w:val="es-ES"/>
         </w:rPr>
         <w:t xml:space="preserve">EtherChannel</w:t>
       </w:r>
       <w:r>
-        <w:rPr>
-          <w:lang w:val="es-ES"/>
-        </w:rPr>
-        <w:t xml:space="preserve"> </w:t>
-      </w:r>
-      <w:r>
-        <w:rPr>
-          <w:lang w:val="es-ES"/>
-        </w:rPr>
+        <w:t xml:space="preserve"> </w:t>
+      </w:r>
+      <w:r>
         <w:t xml:space="preserve">(o LAG/port-channel).</w:t>
       </w:r>
     </w:p>
@@ -174,20 +141,13 @@
         <w:rPr>
           <w:b/>
           <w:bCs/>
-          <w:lang w:val="es-ES"/>
         </w:rPr>
         <w:t xml:space="preserve">FHRP</w:t>
       </w:r>
       <w:r>
-        <w:rPr>
-          <w:lang w:val="es-ES"/>
-        </w:rPr>
-        <w:t xml:space="preserve"> </w:t>
-      </w:r>
-      <w:r>
-        <w:rPr>
-          <w:lang w:val="es-ES"/>
-        </w:rPr>
+        <w:t xml:space="preserve"> </w:t>
+      </w:r>
+      <w:r>
         <w:t xml:space="preserve">(HSRP, VRRP o GLBP).</w:t>
       </w:r>
     </w:p>
@@ -200,29 +160,19 @@
         </w:numPr>
       </w:pPr>
       <w:r>
-        <w:rPr>
-          <w:lang w:val="es-ES"/>
-        </w:rPr>
         <w:t xml:space="preserve">Los</w:t>
       </w:r>
       <w:r>
-        <w:rPr>
-          <w:lang w:val="es-ES"/>
-        </w:rPr>
-        <w:t xml:space="preserve"> </w:t>
-      </w:r>
-      <w:r>
-        <w:rPr>
-          <w:b/>
-          <w:bCs/>
-          <w:lang w:val="es-ES"/>
+        <w:t xml:space="preserve"> </w:t>
+      </w:r>
+      <w:r>
+        <w:rPr>
+          <w:b/>
+          <w:bCs/>
         </w:rPr>
         <w:t xml:space="preserve">cuatro nueves</w:t>
       </w:r>
       <w:r>
-        <w:rPr>
-          <w:lang w:val="es-ES"/>
-        </w:rPr>
         <w:t xml:space="preserve">: 99,99% ≈ 52 minutos al año.</w:t>
       </w:r>
     </w:p>
@@ -233,9 +183,6 @@
         <w:pStyle w:val="Heading2"/>
       </w:pPr>
       <w:r>
-        <w:rPr>
-          <w:lang w:val="es-ES"/>
-        </w:rPr>
         <w:t xml:space="preserve">2. Verdadero o falso</w:t>
       </w:r>
     </w:p>
@@ -251,20 +198,13 @@
         <w:rPr>
           <w:b/>
           <w:bCs/>
-          <w:lang w:val="es-ES"/>
         </w:rPr>
         <w:t xml:space="preserve">Verdadero.</w:t>
       </w:r>
       <w:r>
-        <w:rPr>
-          <w:lang w:val="es-ES"/>
-        </w:rPr>
-        <w:t xml:space="preserve"> </w:t>
-      </w:r>
-      <w:r>
-        <w:rPr>
-          <w:lang w:val="es-ES"/>
-        </w:rPr>
+        <w:t xml:space="preserve"> </w:t>
+      </w:r>
+      <w:r>
         <w:t xml:space="preserve">Bloquea puertos redundantes y los deja de reserva: si falla el camino activo, desbloquea.</w:t>
       </w:r>
     </w:p>
@@ -280,20 +220,13 @@
         <w:rPr>
           <w:b/>
           <w:bCs/>
-          <w:lang w:val="es-ES"/>
         </w:rPr>
         <w:t xml:space="preserve">Verdadero.</w:t>
       </w:r>
       <w:r>
-        <w:rPr>
-          <w:lang w:val="es-ES"/>
-        </w:rPr>
-        <w:t xml:space="preserve"> </w:t>
-      </w:r>
-      <w:r>
-        <w:rPr>
-          <w:lang w:val="es-ES"/>
-        </w:rPr>
+        <w:t xml:space="preserve"> </w:t>
+      </w:r>
+      <w:r>
         <w:t xml:space="preserve">Suma ancho de banda y si un miembro cae, el canal sigue (con menos ancho).</w:t>
       </w:r>
     </w:p>
@@ -309,46 +242,29 @@
         <w:rPr>
           <w:b/>
           <w:bCs/>
-          <w:lang w:val="es-ES"/>
         </w:rPr>
         <w:t xml:space="preserve">Falso.</w:t>
       </w:r>
       <w:r>
-        <w:rPr>
-          <w:lang w:val="es-ES"/>
-        </w:rPr>
-        <w:t xml:space="preserve"> </w:t>
-      </w:r>
-      <w:r>
-        <w:rPr>
-          <w:lang w:val="es-ES"/>
-        </w:rPr>
+        <w:t xml:space="preserve"> </w:t>
+      </w:r>
+      <w:r>
         <w:t xml:space="preserve">Cada router conserva su IP física; la IP virtual es</w:t>
       </w:r>
       <w:r>
-        <w:rPr>
-          <w:lang w:val="es-ES"/>
-        </w:rPr>
-        <w:t xml:space="preserve"> </w:t>
-      </w:r>
-      <w:r>
-        <w:rPr>
-          <w:b/>
-          <w:bCs/>
-          <w:lang w:val="es-ES"/>
+        <w:t xml:space="preserve"> </w:t>
+      </w:r>
+      <w:r>
+        <w:rPr>
+          <w:b/>
+          <w:bCs/>
         </w:rPr>
         <w:t xml:space="preserve">compartida</w:t>
       </w:r>
       <w:r>
-        <w:rPr>
-          <w:lang w:val="es-ES"/>
-        </w:rPr>
-        <w:t xml:space="preserve"> </w:t>
-      </w:r>
-      <w:r>
-        <w:rPr>
-          <w:lang w:val="es-ES"/>
-        </w:rPr>
+        <w:t xml:space="preserve"> </w:t>
+      </w:r>
+      <w:r>
         <w:t xml:space="preserve">y la responde el activo.</w:t>
       </w:r>
     </w:p>
@@ -364,20 +280,13 @@
         <w:rPr>
           <w:b/>
           <w:bCs/>
-          <w:lang w:val="es-ES"/>
         </w:rPr>
         <w:t xml:space="preserve">Verdadero.</w:t>
       </w:r>
       <w:r>
-        <w:rPr>
-          <w:lang w:val="es-ES"/>
-        </w:rPr>
-        <w:t xml:space="preserve"> </w:t>
-      </w:r>
-      <w:r>
-        <w:rPr>
-          <w:lang w:val="es-ES"/>
-        </w:rPr>
+        <w:t xml:space="preserve"> </w:t>
+      </w:r>
+      <w:r>
         <w:t xml:space="preserve">El stack se ve como un switch: una config, una MAC, una gestión.</w:t>
       </w:r>
     </w:p>
@@ -393,44 +302,25 @@
         <w:rPr>
           <w:b/>
           <w:bCs/>
-          <w:lang w:val="es-ES"/>
         </w:rPr>
         <w:t xml:space="preserve">Falso.</w:t>
       </w:r>
       <w:r>
-        <w:rPr>
-          <w:lang w:val="es-ES"/>
-        </w:rPr>
-        <w:t xml:space="preserve"> </w:t>
-      </w:r>
-      <w:r>
-        <w:rPr>
-          <w:lang w:val="es-ES"/>
-        </w:rPr>
+        <w:t xml:space="preserve"> </w:t>
+      </w:r>
+      <w:r>
         <w:t xml:space="preserve">Cada</w:t>
       </w:r>
       <w:r>
-        <w:rPr>
-          <w:lang w:val="es-ES"/>
-        </w:rPr>
-        <w:t xml:space="preserve"> </w:t>
-      </w:r>
-      <w:r>
-        <w:rPr>
-          <w:lang w:val="es-ES"/>
-        </w:rPr>
+        <w:t xml:space="preserve"> </w:t>
+      </w:r>
+      <w:r>
         <w:t xml:space="preserve">“nueve”</w:t>
       </w:r>
       <w:r>
-        <w:rPr>
-          <w:lang w:val="es-ES"/>
-        </w:rPr>
-        <w:t xml:space="preserve"> </w:t>
-      </w:r>
-      <w:r>
-        <w:rPr>
-          <w:lang w:val="es-ES"/>
-        </w:rPr>
+        <w:t xml:space="preserve"> </w:t>
+      </w:r>
+      <w:r>
         <w:t xml:space="preserve">extra multiplica el coste (redundancia, monitorización, pruebas). El diseño busca el equilibrio coste/riesgo.</w:t>
       </w:r>
     </w:p>
@@ -441,9 +331,6 @@
         <w:pStyle w:val="Heading2"/>
       </w:pPr>
       <w:r>
-        <w:rPr>
-          <w:lang w:val="es-ES"/>
-        </w:rPr>
         <w:t xml:space="preserve">3. Cálculo de disponibilidad</w:t>
       </w:r>
     </w:p>
@@ -456,35 +343,22 @@
         </w:numPr>
       </w:pPr>
       <w:r>
-        <w:rPr>
-          <w:lang w:val="es-ES"/>
-        </w:rPr>
         <w:t xml:space="preserve">99,9% →</w:t>
       </w:r>
       <w:r>
-        <w:rPr>
-          <w:lang w:val="es-ES"/>
-        </w:rPr>
-        <w:t xml:space="preserve"> </w:t>
-      </w:r>
-      <w:r>
-        <w:rPr>
-          <w:b/>
-          <w:bCs/>
-          <w:lang w:val="es-ES"/>
+        <w:t xml:space="preserve"> </w:t>
+      </w:r>
+      <w:r>
+        <w:rPr>
+          <w:b/>
+          <w:bCs/>
         </w:rPr>
         <w:t xml:space="preserve">8,76 horas</w:t>
       </w:r>
       <w:r>
-        <w:rPr>
-          <w:lang w:val="es-ES"/>
-        </w:rPr>
-        <w:t xml:space="preserve"> </w:t>
-      </w:r>
-      <w:r>
-        <w:rPr>
-          <w:lang w:val="es-ES"/>
-        </w:rPr>
+        <w:t xml:space="preserve"> </w:t>
+      </w:r>
+      <w:r>
         <w:t xml:space="preserve">al año (0,001 × 8.760 h).</w:t>
       </w:r>
     </w:p>
@@ -497,35 +371,22 @@
         </w:numPr>
       </w:pPr>
       <w:r>
-        <w:rPr>
-          <w:lang w:val="es-ES"/>
-        </w:rPr>
         <w:t xml:space="preserve">99,99% →</w:t>
       </w:r>
       <w:r>
-        <w:rPr>
-          <w:lang w:val="es-ES"/>
-        </w:rPr>
-        <w:t xml:space="preserve"> </w:t>
-      </w:r>
-      <w:r>
-        <w:rPr>
-          <w:b/>
-          <w:bCs/>
-          <w:lang w:val="es-ES"/>
+        <w:t xml:space="preserve"> </w:t>
+      </w:r>
+      <w:r>
+        <w:rPr>
+          <w:b/>
+          <w:bCs/>
         </w:rPr>
         <w:t xml:space="preserve">52,6 minutos</w:t>
       </w:r>
       <w:r>
-        <w:rPr>
-          <w:lang w:val="es-ES"/>
-        </w:rPr>
-        <w:t xml:space="preserve"> </w:t>
-      </w:r>
-      <w:r>
-        <w:rPr>
-          <w:lang w:val="es-ES"/>
-        </w:rPr>
+        <w:t xml:space="preserve"> </w:t>
+      </w:r>
+      <w:r>
         <w:t xml:space="preserve">al año.</w:t>
       </w:r>
     </w:p>
@@ -538,61 +399,38 @@
         </w:numPr>
       </w:pPr>
       <w:r>
-        <w:rPr>
-          <w:lang w:val="es-ES"/>
-        </w:rPr>
         <w:t xml:space="preserve">0,995 × 0,995 × 0,995 ≈</w:t>
       </w:r>
       <w:r>
-        <w:rPr>
-          <w:lang w:val="es-ES"/>
-        </w:rPr>
-        <w:t xml:space="preserve"> </w:t>
-      </w:r>
-      <w:r>
-        <w:rPr>
-          <w:b/>
-          <w:bCs/>
-          <w:lang w:val="es-ES"/>
+        <w:t xml:space="preserve"> </w:t>
+      </w:r>
+      <w:r>
+        <w:rPr>
+          <w:b/>
+          <w:bCs/>
         </w:rPr>
         <w:t xml:space="preserve">98,5%</w:t>
       </w:r>
       <w:r>
-        <w:rPr>
-          <w:lang w:val="es-ES"/>
-        </w:rPr>
-        <w:t xml:space="preserve"> </w:t>
-      </w:r>
-      <w:r>
-        <w:rPr>
-          <w:lang w:val="es-ES"/>
-        </w:rPr>
+        <w:t xml:space="preserve"> </w:t>
+      </w:r>
+      <w:r>
         <w:t xml:space="preserve">(≈ 131 horas al año de caída). En serie, la disponibilidad del conjunto siempre es</w:t>
       </w:r>
       <w:r>
-        <w:rPr>
-          <w:lang w:val="es-ES"/>
-        </w:rPr>
-        <w:t xml:space="preserve"> </w:t>
-      </w:r>
-      <w:r>
-        <w:rPr>
-          <w:b/>
-          <w:bCs/>
-          <w:lang w:val="es-ES"/>
+        <w:t xml:space="preserve"> </w:t>
+      </w:r>
+      <w:r>
+        <w:rPr>
+          <w:b/>
+          <w:bCs/>
         </w:rPr>
         <w:t xml:space="preserve">peor</w:t>
       </w:r>
       <w:r>
-        <w:rPr>
-          <w:lang w:val="es-ES"/>
-        </w:rPr>
-        <w:t xml:space="preserve"> </w:t>
-      </w:r>
-      <w:r>
-        <w:rPr>
-          <w:lang w:val="es-ES"/>
-        </w:rPr>
+        <w:t xml:space="preserve"> </w:t>
+      </w:r>
+      <w:r>
         <w:t xml:space="preserve">que la del peor eslabón.</w:t>
       </w:r>
     </w:p>
@@ -603,9 +441,6 @@
         <w:pStyle w:val="Heading2"/>
       </w:pPr>
       <w:r>
-        <w:rPr>
-          <w:lang w:val="es-ES"/>
-        </w:rPr>
         <w:t xml:space="preserve">4. ¿Quién bloquea el puerto?</w:t>
       </w:r>
     </w:p>
@@ -621,20 +456,13 @@
         <w:rPr>
           <w:b/>
           <w:bCs/>
-          <w:lang w:val="es-ES"/>
         </w:rPr>
         <w:t xml:space="preserve">SW2</w:t>
       </w:r>
       <w:r>
-        <w:rPr>
-          <w:lang w:val="es-ES"/>
-        </w:rPr>
-        <w:t xml:space="preserve"> </w:t>
-      </w:r>
-      <w:r>
-        <w:rPr>
-          <w:lang w:val="es-ES"/>
-        </w:rPr>
+        <w:t xml:space="preserve"> </w:t>
+      </w:r>
+      <w:r>
         <w:t xml:space="preserve">(el que no es raíz): elige un puerto raíz y bloquea el otro de los dos enlaces.</w:t>
       </w:r>
     </w:p>
@@ -647,35 +475,22 @@
         </w:numPr>
       </w:pPr>
       <w:r>
-        <w:rPr>
-          <w:lang w:val="es-ES"/>
-        </w:rPr>
         <w:t xml:space="preserve">El</w:t>
       </w:r>
       <w:r>
-        <w:rPr>
-          <w:lang w:val="es-ES"/>
-        </w:rPr>
-        <w:t xml:space="preserve"> </w:t>
-      </w:r>
-      <w:r>
-        <w:rPr>
-          <w:b/>
-          <w:bCs/>
-          <w:lang w:val="es-ES"/>
+        <w:t xml:space="preserve"> </w:t>
+      </w:r>
+      <w:r>
+        <w:rPr>
+          <w:b/>
+          <w:bCs/>
         </w:rPr>
         <w:t xml:space="preserve">ID de sistema del switch emisor</w:t>
       </w:r>
       <w:r>
-        <w:rPr>
-          <w:lang w:val="es-ES"/>
-        </w:rPr>
-        <w:t xml:space="preserve"> </w:t>
-      </w:r>
-      <w:r>
-        <w:rPr>
-          <w:lang w:val="es-ES"/>
-        </w:rPr>
+        <w:t xml:space="preserve"> </w:t>
+      </w:r>
+      <w:r>
         <w:t xml:space="preserve">(prioridad + MAC): gana el BPDU con menor ID; a igualdad, la MAC más baja.</w:t>
       </w:r>
     </w:p>
@@ -691,14 +506,10 @@
         <w:rPr>
           <w:b/>
           <w:bCs/>
-          <w:lang w:val="es-ES"/>
         </w:rPr>
         <w:t xml:space="preserve">Tormenta de broadcast</w:t>
       </w:r>
       <w:r>
-        <w:rPr>
-          <w:lang w:val="es-ES"/>
-        </w:rPr>
         <w:t xml:space="preserve">: las tramas de broadcast giran eternamente, multiplicándose en cada vuelta, y la red se satura en segundos (y las tablas MAC se corruptan).</w:t>
       </w:r>
     </w:p>
@@ -709,9 +520,6 @@
         <w:pStyle w:val="Heading2"/>
       </w:pPr>
       <w:r>
-        <w:rPr>
-          <w:lang w:val="es-ES"/>
-        </w:rPr>
         <w:t xml:space="preserve">5. Relaciona comandos HSRP</w:t>
       </w:r>
     </w:p>
@@ -720,121 +528,72 @@
         <w:pStyle w:val="FirstParagraph"/>
       </w:pPr>
       <w:r>
-        <w:rPr>
-          <w:lang w:val="es-ES"/>
-        </w:rPr>
         <w:t xml:space="preserve">1 → b (</w:t>
       </w:r>
       <w:r>
         <w:rPr>
           <w:rStyle w:val="VerbatimChar"/>
-          <w:lang w:val="es-ES"/>
         </w:rPr>
         <w:t xml:space="preserve">standby 1 ip</w:t>
       </w:r>
       <w:r>
-        <w:rPr>
-          <w:lang w:val="es-ES"/>
-        </w:rPr>
-        <w:t xml:space="preserve"> </w:t>
-      </w:r>
-      <w:r>
-        <w:rPr>
-          <w:lang w:val="es-ES"/>
-        </w:rPr>
+        <w:t xml:space="preserve"> </w:t>
+      </w:r>
+      <w:r>
         <w:t xml:space="preserve">define la IP virtual)</w:t>
       </w:r>
       <w:r>
-        <w:rPr>
-          <w:lang w:val="es-ES"/>
-        </w:rPr>
-        <w:t xml:space="preserve"> </w:t>
-      </w:r>
-      <w:r>
-        <w:rPr>
-          <w:lang w:val="es-ES"/>
-        </w:rPr>
+        <w:t xml:space="preserve"> </w:t>
+      </w:r>
+      <w:r>
         <w:t xml:space="preserve">2 → a (</w:t>
       </w:r>
       <w:r>
         <w:rPr>
           <w:rStyle w:val="VerbatimChar"/>
-          <w:lang w:val="es-ES"/>
         </w:rPr>
         <w:t xml:space="preserve">priority</w:t>
       </w:r>
       <w:r>
-        <w:rPr>
-          <w:lang w:val="es-ES"/>
-        </w:rPr>
-        <w:t xml:space="preserve"> </w:t>
-      </w:r>
-      <w:r>
-        <w:rPr>
-          <w:lang w:val="es-ES"/>
-        </w:rPr>
+        <w:t xml:space="preserve"> </w:t>
+      </w:r>
+      <w:r>
         <w:t xml:space="preserve">más alta = más candidato a activo)</w:t>
       </w:r>
       <w:r>
-        <w:rPr>
-          <w:lang w:val="es-ES"/>
-        </w:rPr>
-        <w:t xml:space="preserve"> </w:t>
-      </w:r>
-      <w:r>
-        <w:rPr>
-          <w:lang w:val="es-ES"/>
-        </w:rPr>
+        <w:t xml:space="preserve"> </w:t>
+      </w:r>
+      <w:r>
         <w:t xml:space="preserve">3 → d (</w:t>
       </w:r>
       <w:r>
         <w:rPr>
           <w:rStyle w:val="VerbatimChar"/>
-          <w:lang w:val="es-ES"/>
         </w:rPr>
         <w:t xml:space="preserve">preempt</w:t>
       </w:r>
       <w:r>
-        <w:rPr>
-          <w:lang w:val="es-ES"/>
-        </w:rPr>
-        <w:t xml:space="preserve"> </w:t>
-      </w:r>
-      <w:r>
-        <w:rPr>
-          <w:lang w:val="es-ES"/>
-        </w:rPr>
+        <w:t xml:space="preserve"> </w:t>
+      </w:r>
+      <w:r>
         <w:t xml:space="preserve">permite recuperar el rol activo al volver)</w:t>
       </w:r>
       <w:r>
-        <w:rPr>
-          <w:lang w:val="es-ES"/>
-        </w:rPr>
-        <w:t xml:space="preserve"> </w:t>
-      </w:r>
-      <w:r>
-        <w:rPr>
-          <w:lang w:val="es-ES"/>
-        </w:rPr>
+        <w:t xml:space="preserve"> </w:t>
+      </w:r>
+      <w:r>
         <w:t xml:space="preserve">4 → c (</w:t>
       </w:r>
       <w:r>
         <w:rPr>
           <w:rStyle w:val="VerbatimChar"/>
-          <w:lang w:val="es-ES"/>
         </w:rPr>
         <w:t xml:space="preserve">show standby brief</w:t>
       </w:r>
       <w:r>
-        <w:rPr>
-          <w:lang w:val="es-ES"/>
-        </w:rPr>
-        <w:t xml:space="preserve"> </w:t>
-      </w:r>
-      <w:r>
-        <w:rPr>
-          <w:lang w:val="es-ES"/>
-        </w:rPr>
+        <w:t xml:space="preserve"> </w:t>
+      </w:r>
+      <w:r>
         <w:t xml:space="preserve">= estado de los grupos)</w:t>
       </w:r>
     </w:p>
@@ -845,9 +604,6 @@
         <w:pStyle w:val="Heading2"/>
       </w:pPr>
       <w:r>
-        <w:rPr>
-          <w:lang w:val="es-ES"/>
-        </w:rPr>
         <w:t xml:space="preserve">6. Diseño básico redundante</w:t>
       </w:r>
     </w:p>
@@ -862,20 +618,13 @@
         <w:rPr>
           <w:b/>
           <w:bCs/>
-          <w:lang w:val="es-ES"/>
         </w:rPr>
         <w:t xml:space="preserve">EtherChannel</w:t>
       </w:r>
       <w:r>
-        <w:rPr>
-          <w:lang w:val="es-ES"/>
-        </w:rPr>
-        <w:t xml:space="preserve"> </w:t>
-      </w:r>
-      <w:r>
-        <w:rPr>
-          <w:lang w:val="es-ES"/>
-        </w:rPr>
+        <w:t xml:space="preserve"> </w:t>
+      </w:r>
+      <w:r>
         <w:t xml:space="preserve">en los enlaces de acceso→distribución (2×1G por enlace, por ejemplo) y en la interconexión de los dos routers de salida. Duplica ancho y tolera la caída de un miembro.</w:t>
       </w:r>
     </w:p>
@@ -890,46 +639,29 @@
         <w:rPr>
           <w:b/>
           <w:bCs/>
-          <w:lang w:val="es-ES"/>
         </w:rPr>
         <w:t xml:space="preserve">STP</w:t>
       </w:r>
       <w:r>
-        <w:rPr>
-          <w:lang w:val="es-ES"/>
-        </w:rPr>
-        <w:t xml:space="preserve"> </w:t>
-      </w:r>
-      <w:r>
-        <w:rPr>
-          <w:lang w:val="es-ES"/>
-        </w:rPr>
+        <w:t xml:space="preserve"> </w:t>
+      </w:r>
+      <w:r>
         <w:t xml:space="preserve">actúa en toda la topología de capa 2 (acceso y distribución): bloquee los enlaces redundantes que crearían bucles.</w:t>
       </w:r>
       <w:r>
-        <w:rPr>
-          <w:lang w:val="es-ES"/>
-        </w:rPr>
-        <w:t xml:space="preserve"> </w:t>
-      </w:r>
-      <w:r>
-        <w:rPr>
-          <w:b/>
-          <w:bCs/>
-          <w:lang w:val="es-ES"/>
+        <w:t xml:space="preserve"> </w:t>
+      </w:r>
+      <w:r>
+        <w:rPr>
+          <w:b/>
+          <w:bCs/>
         </w:rPr>
         <w:t xml:space="preserve">HSRP</w:t>
       </w:r>
       <w:r>
-        <w:rPr>
-          <w:lang w:val="es-ES"/>
-        </w:rPr>
-        <w:t xml:space="preserve"> </w:t>
-      </w:r>
-      <w:r>
-        <w:rPr>
-          <w:lang w:val="es-ES"/>
-        </w:rPr>
+        <w:t xml:space="preserve"> </w:t>
+      </w:r>
+      <w:r>
         <w:t xml:space="preserve">actúa en capa 3, entre los dos routers de salida, hacia la puerta de enlace de cada VLAN.</w:t>
       </w:r>
     </w:p>
@@ -941,45 +673,24 @@
         </w:numPr>
       </w:pPr>
       <w:r>
-        <w:rPr>
-          <w:lang w:val="es-ES"/>
-        </w:rPr>
         <w:t xml:space="preserve">Si cae un switch de distribución: STP desbloquea los puertos de reserva, el HSRP activo puede pasar al otro router si era él quien cayó, y el servicio sigue (con quizá menos ancho). Es el objetivo de la redundancia: que el fallo sea un</w:t>
       </w:r>
       <w:r>
-        <w:rPr>
-          <w:lang w:val="es-ES"/>
-        </w:rPr>
-        <w:t xml:space="preserve"> </w:t>
-      </w:r>
-      <w:r>
-        <w:rPr>
-          <w:lang w:val="es-ES"/>
-        </w:rPr>
+        <w:t xml:space="preserve"> </w:t>
+      </w:r>
+      <w:r>
         <w:t xml:space="preserve">“evento”</w:t>
       </w:r>
       <w:r>
-        <w:rPr>
-          <w:lang w:val="es-ES"/>
-        </w:rPr>
         <w:t xml:space="preserve">, no una</w:t>
       </w:r>
       <w:r>
-        <w:rPr>
-          <w:lang w:val="es-ES"/>
-        </w:rPr>
-        <w:t xml:space="preserve"> </w:t>
-      </w:r>
-      <w:r>
-        <w:rPr>
-          <w:lang w:val="es-ES"/>
-        </w:rPr>
+        <w:t xml:space="preserve"> </w:t>
+      </w:r>
+      <w:r>
         <w:t xml:space="preserve">“incidencia”</w:t>
       </w:r>
       <w:r>
-        <w:rPr>
-          <w:lang w:val="es-ES"/>
-        </w:rPr>
         <w:t xml:space="preserve">.</w:t>
       </w:r>
     </w:p>
@@ -990,9 +701,6 @@
         <w:pStyle w:val="Heading2"/>
       </w:pPr>
       <w:r>
-        <w:rPr>
-          <w:lang w:val="es-ES"/>
-        </w:rPr>
         <w:t xml:space="preserve">7. VRRP vs HSRP</w:t>
       </w:r>
     </w:p>
@@ -1008,46 +716,29 @@
         <w:rPr>
           <w:b/>
           <w:bCs/>
-          <w:lang w:val="es-ES"/>
         </w:rPr>
         <w:t xml:space="preserve">HSRP</w:t>
       </w:r>
       <w:r>
-        <w:rPr>
-          <w:lang w:val="es-ES"/>
-        </w:rPr>
-        <w:t xml:space="preserve"> </w:t>
-      </w:r>
-      <w:r>
-        <w:rPr>
-          <w:lang w:val="es-ES"/>
-        </w:rPr>
+        <w:t xml:space="preserve"> </w:t>
+      </w:r>
+      <w:r>
         <w:t xml:space="preserve">es propietario de Cisco;</w:t>
       </w:r>
       <w:r>
-        <w:rPr>
-          <w:lang w:val="es-ES"/>
-        </w:rPr>
-        <w:t xml:space="preserve"> </w:t>
-      </w:r>
-      <w:r>
-        <w:rPr>
-          <w:b/>
-          <w:bCs/>
-          <w:lang w:val="es-ES"/>
+        <w:t xml:space="preserve"> </w:t>
+      </w:r>
+      <w:r>
+        <w:rPr>
+          <w:b/>
+          <w:bCs/>
         </w:rPr>
         <w:t xml:space="preserve">VRRP</w:t>
       </w:r>
       <w:r>
-        <w:rPr>
-          <w:lang w:val="es-ES"/>
-        </w:rPr>
-        <w:t xml:space="preserve"> </w:t>
-      </w:r>
-      <w:r>
-        <w:rPr>
-          <w:lang w:val="es-ES"/>
-        </w:rPr>
+        <w:t xml:space="preserve"> </w:t>
+      </w:r>
+      <w:r>
         <w:t xml:space="preserve">es el estándar abierto (RFC 5798).</w:t>
       </w:r>
     </w:p>
@@ -1060,35 +751,22 @@
         </w:numPr>
       </w:pPr>
       <w:r>
-        <w:rPr>
-          <w:lang w:val="es-ES"/>
-        </w:rPr>
         <w:t xml:space="preserve">Por defecto VRRP usa la</w:t>
       </w:r>
       <w:r>
-        <w:rPr>
-          <w:lang w:val="es-ES"/>
-        </w:rPr>
-        <w:t xml:space="preserve"> </w:t>
-      </w:r>
-      <w:r>
-        <w:rPr>
-          <w:b/>
-          <w:bCs/>
-          <w:lang w:val="es-ES"/>
+        <w:t xml:space="preserve"> </w:t>
+      </w:r>
+      <w:r>
+        <w:rPr>
+          <w:b/>
+          <w:bCs/>
         </w:rPr>
         <w:t xml:space="preserve">IP física del router maestro como IP virtual</w:t>
       </w:r>
       <w:r>
-        <w:rPr>
-          <w:lang w:val="es-ES"/>
-        </w:rPr>
-        <w:t xml:space="preserve"> </w:t>
-      </w:r>
-      <w:r>
-        <w:rPr>
-          <w:lang w:val="es-ES"/>
-        </w:rPr>
+        <w:t xml:space="preserve"> </w:t>
+      </w:r>
+      <w:r>
         <w:t xml:space="preserve">(distinto de HSRP, que usa una IP virtual propia en la subred).</w:t>
       </w:r>
     </w:p>
@@ -1101,61 +779,38 @@
         </w:numPr>
       </w:pPr>
       <w:r>
-        <w:rPr>
-          <w:lang w:val="es-ES"/>
-        </w:rPr>
         <w:t xml:space="preserve">En VRRP se llama</w:t>
       </w:r>
       <w:r>
-        <w:rPr>
-          <w:lang w:val="es-ES"/>
-        </w:rPr>
-        <w:t xml:space="preserve"> </w:t>
-      </w:r>
-      <w:r>
-        <w:rPr>
-          <w:b/>
-          <w:bCs/>
-          <w:lang w:val="es-ES"/>
+        <w:t xml:space="preserve"> </w:t>
+      </w:r>
+      <w:r>
+        <w:rPr>
+          <w:b/>
+          <w:bCs/>
         </w:rPr>
         <w:t xml:space="preserve">router maestro</w:t>
       </w:r>
       <w:r>
-        <w:rPr>
-          <w:lang w:val="es-ES"/>
-        </w:rPr>
-        <w:t xml:space="preserve"> </w:t>
-      </w:r>
-      <w:r>
-        <w:rPr>
-          <w:lang w:val="es-ES"/>
-        </w:rPr>
+        <w:t xml:space="preserve"> </w:t>
+      </w:r>
+      <w:r>
         <w:t xml:space="preserve">(y los otros, backup); en HSRP,</w:t>
       </w:r>
       <w:r>
-        <w:rPr>
-          <w:lang w:val="es-ES"/>
-        </w:rPr>
-        <w:t xml:space="preserve"> </w:t>
-      </w:r>
-      <w:r>
-        <w:rPr>
-          <w:b/>
-          <w:bCs/>
-          <w:lang w:val="es-ES"/>
+        <w:t xml:space="preserve"> </w:t>
+      </w:r>
+      <w:r>
+        <w:rPr>
+          <w:b/>
+          <w:bCs/>
         </w:rPr>
         <w:t xml:space="preserve">activo</w:t>
       </w:r>
       <w:r>
-        <w:rPr>
-          <w:lang w:val="es-ES"/>
-        </w:rPr>
-        <w:t xml:space="preserve"> </w:t>
-      </w:r>
-      <w:r>
-        <w:rPr>
-          <w:lang w:val="es-ES"/>
-        </w:rPr>
+        <w:t xml:space="preserve"> </w:t>
+      </w:r>
+      <w:r>
         <w:t xml:space="preserve">y en espera.</w:t>
       </w:r>
     </w:p>
@@ -1166,9 +821,6 @@
         <w:pStyle w:val="Heading2"/>
       </w:pPr>
       <w:r>
-        <w:rPr>
-          <w:lang w:val="es-ES"/>
-        </w:rPr>
         <w:t xml:space="preserve">8. Diagnóstico rápido</w:t>
       </w:r>
     </w:p>
@@ -1180,29 +832,19 @@
         </w:numPr>
       </w:pPr>
       <w:r>
-        <w:rPr>
-          <w:lang w:val="es-ES"/>
-        </w:rPr>
         <w:t xml:space="preserve">Porque el gateway (routers con HSRP) está vivo en</w:t>
       </w:r>
       <w:r>
-        <w:rPr>
-          <w:lang w:val="es-ES"/>
-        </w:rPr>
-        <w:t xml:space="preserve"> </w:t>
-      </w:r>
-      <w:r>
-        <w:rPr>
-          <w:b/>
-          <w:bCs/>
-          <w:lang w:val="es-ES"/>
+        <w:t xml:space="preserve"> </w:t>
+      </w:r>
+      <w:r>
+        <w:rPr>
+          <w:b/>
+          <w:bCs/>
         </w:rPr>
         <w:t xml:space="preserve">capa 2</w:t>
       </w:r>
       <w:r>
-        <w:rPr>
-          <w:lang w:val="es-ES"/>
-        </w:rPr>
         <w:t xml:space="preserve">: el ping solo prueba que el router activo responde, no que sepa encaminar hacia Internet.</w:t>
       </w:r>
     </w:p>
@@ -1216,45 +858,28 @@
       <w:r>
         <w:rPr>
           <w:rStyle w:val="VerbatimChar"/>
-          <w:lang w:val="es-ES"/>
         </w:rPr>
         <w:t xml:space="preserve">show ip route</w:t>
       </w:r>
       <w:r>
-        <w:rPr>
-          <w:lang w:val="es-ES"/>
-        </w:rPr>
-        <w:t xml:space="preserve"> </w:t>
-      </w:r>
-      <w:r>
-        <w:rPr>
-          <w:lang w:val="es-ES"/>
-        </w:rPr>
+        <w:t xml:space="preserve"> </w:t>
+      </w:r>
+      <w:r>
         <w:t xml:space="preserve">en el router HSRP activo (y</w:t>
       </w:r>
       <w:r>
-        <w:rPr>
-          <w:lang w:val="es-ES"/>
-        </w:rPr>
         <w:t xml:space="preserve"> </w:t>
       </w:r>
       <w:r>
         <w:rPr>
           <w:rStyle w:val="VerbatimChar"/>
-          <w:lang w:val="es-ES"/>
         </w:rPr>
         <w:t xml:space="preserve">show standby brief</w:t>
       </w:r>
       <w:r>
-        <w:rPr>
-          <w:lang w:val="es-ES"/>
-        </w:rPr>
-        <w:t xml:space="preserve"> </w:t>
-      </w:r>
-      <w:r>
-        <w:rPr>
-          <w:lang w:val="es-ES"/>
-        </w:rPr>
+        <w:t xml:space="preserve"> </w:t>
+      </w:r>
+      <w:r>
         <w:t xml:space="preserve">para saber cuál es).</w:t>
       </w:r>
     </w:p>
@@ -1269,72 +894,45 @@
         <w:rPr>
           <w:b/>
           <w:bCs/>
-          <w:lang w:val="es-ES"/>
         </w:rPr>
         <w:t xml:space="preserve">No.</w:t>
       </w:r>
       <w:r>
-        <w:rPr>
-          <w:lang w:val="es-ES"/>
-        </w:rPr>
-        <w:t xml:space="preserve"> </w:t>
-      </w:r>
-      <w:r>
-        <w:rPr>
-          <w:lang w:val="es-ES"/>
-        </w:rPr>
+        <w:t xml:space="preserve"> </w:t>
+      </w:r>
+      <w:r>
         <w:t xml:space="preserve">HSRP protege la</w:t>
       </w:r>
       <w:r>
-        <w:rPr>
-          <w:lang w:val="es-ES"/>
-        </w:rPr>
-        <w:t xml:space="preserve"> </w:t>
-      </w:r>
-      <w:r>
-        <w:rPr>
-          <w:b/>
-          <w:bCs/>
-          <w:lang w:val="es-ES"/>
+        <w:t xml:space="preserve"> </w:t>
+      </w:r>
+      <w:r>
+        <w:rPr>
+          <w:b/>
+          <w:bCs/>
         </w:rPr>
         <w:t xml:space="preserve">caída del gateway</w:t>
       </w:r>
       <w:r>
-        <w:rPr>
-          <w:lang w:val="es-ES"/>
-        </w:rPr>
-        <w:t xml:space="preserve"> </w:t>
-      </w:r>
-      <w:r>
-        <w:rPr>
-          <w:lang w:val="es-ES"/>
-        </w:rPr>
+        <w:t xml:space="preserve"> </w:t>
+      </w:r>
+      <w:r>
         <w:t xml:space="preserve">(capa 3 local). Aquí el fallo está en el</w:t>
       </w:r>
       <w:r>
-        <w:rPr>
-          <w:lang w:val="es-ES"/>
-        </w:rPr>
-        <w:t xml:space="preserve"> </w:t>
-      </w:r>
-      <w:r>
-        <w:rPr>
-          <w:b/>
-          <w:bCs/>
-          <w:lang w:val="es-ES"/>
+        <w:t xml:space="preserve"> </w:t>
+      </w:r>
+      <w:r>
+        <w:rPr>
+          <w:b/>
+          <w:bCs/>
         </w:rPr>
         <w:t xml:space="preserve">routing de salida</w:t>
       </w:r>
       <w:r>
-        <w:rPr>
-          <w:lang w:val="es-ES"/>
-        </w:rPr>
-        <w:t xml:space="preserve"> </w:t>
-      </w:r>
-      <w:r>
-        <w:rPr>
-          <w:lang w:val="es-ES"/>
-        </w:rPr>
+        <w:t xml:space="preserve"> </w:t>
+      </w:r>
+      <w:r>
         <w:t xml:space="preserve">del propio activo: si cae todo el router, HSRP ayuda; pero un fallo de ruta en el activo con el router vivo no dispara el failover (salvo con tracking/ip SLA configurado).</w:t>
       </w:r>
     </w:p>

--- a/docx/12-alta-disponibilidad/boletin-U12-inicial-resuelto.docx
+++ b/docx/12-alta-disponibilidad/boletin-U12-inicial-resuelto.docx
@@ -28,23 +28,23 @@
         </w:p>
       </w:sdtContent>
     </w:sdt>
-    <w:bookmarkStart w:id="9" w:name="boletín-ud12-inicial-resuelto"/>
+    <w:bookmarkStart w:id="9" w:name="X33c370a5089363c17b5a9dcfee845ef1faacfc4"/>
     <w:p>
       <w:pPr>
         <w:pStyle w:val="Heading1"/>
       </w:pPr>
       <w:r>
-        <w:t xml:space="preserve">Boletín UD12 — Inicial (Resuelto)</w:t>
+        <w:t xml:space="preserve">Boletín de Alta disponibilidad — Inicial (Resuelto)</w:t>
       </w:r>
     </w:p>
     <w:bookmarkEnd w:id="9"/>
-    <w:bookmarkStart w:id="18" w:name="boletín-ud12-inicial-resuelto-1"/>
+    <w:bookmarkStart w:id="18" w:name="X13df7c85313c28503bf9de7fd31770d9bb58521"/>
     <w:p>
       <w:pPr>
         <w:pStyle w:val="Heading1"/>
       </w:pPr>
       <w:r>
-        <w:t xml:space="preserve">✅ Boletín UD12 — Inicial (Resuelto)</w:t>
+        <w:t xml:space="preserve">✅ Boletín de Alta disponibilidad — Inicial (Resuelto)</w:t>
       </w:r>
     </w:p>
     <w:p>
